--- a/Шаблон Аттестационного листа по практике.docx
+++ b/Шаблон Аттестационного листа по практике.docx
@@ -166,6 +166,7 @@
         </w:rPr>
         <w:t>name</w:t>
       </w:r>
+      <w:proofErr w:type="gramStart"/>
       <w:r>
         <w:rPr>
           <w:u w:val="single"/>
@@ -173,7 +174,11 @@
         <w:t>}}</w:t>
       </w:r>
       <w:r>
-        <w:t>__________________</w:t>
+        <w:t>_</w:t>
+      </w:r>
+      <w:proofErr w:type="gramEnd"/>
+      <w:r>
+        <w:t>_________________</w:t>
       </w:r>
       <w:r>
         <w:t>_____________</w:t>
@@ -817,6 +822,7 @@
               <w:t xml:space="preserve"> </w:t>
             </w:r>
             <w:proofErr w:type="spellStart"/>
+            <w:proofErr w:type="gramStart"/>
             <w:r>
               <w:rPr>
                 <w:i/>
@@ -827,6 +833,7 @@
               <w:t>проф.модуля</w:t>
             </w:r>
             <w:proofErr w:type="spellEnd"/>
+            <w:proofErr w:type="gramEnd"/>
             <w:r>
               <w:rPr>
                 <w:i/>
@@ -4153,6 +4160,7 @@
         </w:rPr>
         <w:t>grade</w:t>
       </w:r>
+      <w:proofErr w:type="gramStart"/>
       <w:r>
         <w:rPr>
           <w:sz w:val="20"/>
@@ -4166,7 +4174,15 @@
           <w:sz w:val="20"/>
           <w:szCs w:val="20"/>
         </w:rPr>
-        <w:t>_________</w:t>
+        <w:t>_</w:t>
+      </w:r>
+      <w:proofErr w:type="gramEnd"/>
+      <w:r>
+        <w:rPr>
+          <w:sz w:val="20"/>
+          <w:szCs w:val="20"/>
+        </w:rPr>
+        <w:t>________</w:t>
       </w:r>
       <w:r>
         <w:rPr>
@@ -4373,16 +4389,26 @@
           <w:szCs w:val="20"/>
           <w:u w:val="single"/>
         </w:rPr>
-        <w:t xml:space="preserve">                      </w:t>
-      </w:r>
+        <w:t xml:space="preserve">                    </w:t>
+      </w:r>
+      <w:proofErr w:type="gramStart"/>
       <w:r>
         <w:rPr>
           <w:sz w:val="20"/>
           <w:szCs w:val="20"/>
           <w:u w:val="single"/>
         </w:rPr>
+        <w:t xml:space="preserve">  </w:t>
+      </w:r>
+      <w:r>
+        <w:rPr>
+          <w:sz w:val="20"/>
+          <w:szCs w:val="20"/>
+          <w:u w:val="single"/>
+        </w:rPr>
         <w:t>.</w:t>
       </w:r>
+      <w:proofErr w:type="gramEnd"/>
       <w:r>
         <w:rPr>
           <w:sz w:val="20"/>
@@ -4415,6 +4441,7 @@
         </w:rPr>
         <w:t xml:space="preserve"> </w:t>
       </w:r>
+      <w:proofErr w:type="gramStart"/>
       <w:r>
         <w:rPr>
           <w:sz w:val="20"/>
@@ -4429,7 +4456,16 @@
           <w:szCs w:val="20"/>
           <w:u w:val="single"/>
         </w:rPr>
-        <w:t>Мастер п/о</w:t>
+        <w:t>Мастер</w:t>
+      </w:r>
+      <w:proofErr w:type="gramEnd"/>
+      <w:r>
+        <w:rPr>
+          <w:sz w:val="20"/>
+          <w:szCs w:val="20"/>
+          <w:u w:val="single"/>
+        </w:rPr>
+        <w:t xml:space="preserve"> п/о</w:t>
       </w:r>
     </w:p>
     <w:p>
